--- a/labs/psych_pozn_lab2.docx
+++ b/labs/psych_pozn_lab2.docx
@@ -50,8 +50,6 @@
             <w:pPr>
               <w:jc w:val="center"/>
             </w:pPr>
-            <w:bookmarkStart w:id="0" w:name="_GoBack"/>
-            <w:bookmarkEnd w:id="0"/>
             <w:r>
               <w:rPr>
                 <w:rFonts w:ascii="Calibri" w:eastAsia="Calibri" w:hAnsi="Calibri" w:cs="Calibri"/>
@@ -1303,17 +1301,7 @@
                 <w:sz w:val="23"/>
                 <w:szCs w:val="23"/>
               </w:rPr>
-              <w:t xml:space="preserve">Cele kształcenia </w:t>
-            </w:r>
-            <w:r>
-              <w:rPr>
-                <w:rFonts w:ascii="Calibri" w:eastAsia="Calibri" w:hAnsi="Calibri" w:cs="Calibri"/>
-                <w:bCs/>
-                <w:color w:val="FFFFFF"/>
-                <w:sz w:val="23"/>
-                <w:szCs w:val="23"/>
-              </w:rPr>
-              <w:t>(KRK – poziom 6. EQF)</w:t>
+              <w:t>Cele kształcenia</w:t>
             </w:r>
           </w:p>
         </w:tc>
@@ -1384,7 +1372,14 @@
                 <w:rFonts w:ascii="Century Schoolbook" w:hAnsi="Century Schoolbook"/>
                 <w:color w:val="1E1E2E"/>
               </w:rPr>
-              <w:t>jego późniejszymi rozszerzeniami (bufor epizodyczny, 2000); wyjaśnia efekty pierwszenstwa</w:t>
+              <w:t xml:space="preserve">jego późniejszymi rozszerzeniami (bufor epizodyczny, 2000); wyjaśnia efekty </w:t>
+            </w:r>
+            <w:r>
+              <w:rPr>
+                <w:rFonts w:ascii="Century Schoolbook" w:hAnsi="Century Schoolbook"/>
+                <w:color w:val="1E1E2E"/>
+              </w:rPr>
+              <w:t>pierwszeństwa</w:t>
             </w:r>
             <w:r>
               <w:rPr>
@@ -1643,37 +1638,49 @@
         <w:rPr>
           <w:color w:val="1E1E2E"/>
         </w:rPr>
+        <w:t>,</w:t>
+      </w:r>
+      <w:r>
+        <w:rPr>
+          <w:color w:val="1E1E2E"/>
+        </w:rPr>
         <w:t xml:space="preserve"> a </w:t>
       </w:r>
       <w:r>
         <w:rPr>
           <w:color w:val="1E1E2E"/>
         </w:rPr>
-        <w:t>kontrolowanymi. Efekt Stroopa wymaga zaangażowania centralnego systemu wykonawczego pamięci roboczej (Baddeley, 2012):</w:t>
-      </w:r>
-      <w:r>
-        <w:rPr>
-          <w:color w:val="1E1E2E"/>
-        </w:rPr>
-        <w:t xml:space="preserve"> to </w:t>
-      </w:r>
-      <w:r>
-        <w:rPr>
-          <w:color w:val="1E1E2E"/>
-        </w:rPr>
-        <w:t>on hamuje prepotentne czytanie</w:t>
-      </w:r>
-      <w:r>
-        <w:rPr>
-          <w:color w:val="1E1E2E"/>
-        </w:rPr>
-        <w:t xml:space="preserve"> na </w:t>
-      </w:r>
-      <w:r>
-        <w:rPr>
-          <w:color w:val="1E1E2E"/>
-        </w:rPr>
-        <w:t>rzecz intencjonalnego nazywania koloru. Dziś badamy ten system bezpośrednio.</w:t>
+        <w:t xml:space="preserve">kontrolowanymi. </w:t>
+      </w:r>
+      <w:r>
+        <w:rPr>
+          <w:color w:val="1E1E2E"/>
+        </w:rPr>
+        <w:t>Efekt Stroopa angażuje procesy kontroli poznawczej, w tym hamowanie reakcji dominującej, utrzymywanie instrukcji zadania i selekcję odpowiedzi. Procesy te są zgodne z funkcjami przypisywanymi centralnemu systemowi wykonawczemu w modelu pamięci roboczej Baddeleya, choć efekt Stroopa nie powinien być redukowany wyłą</w:t>
+      </w:r>
+      <w:r>
+        <w:rPr>
+          <w:color w:val="1E1E2E"/>
+        </w:rPr>
+        <w:t>cznie do działania tego systemu</w:t>
+      </w:r>
+      <w:r>
+        <w:rPr>
+          <w:color w:val="1E1E2E"/>
+        </w:rPr>
+        <w:t xml:space="preserve">. Dziś </w:t>
+      </w:r>
+      <w:r>
+        <w:rPr>
+          <w:color w:val="1E1E2E"/>
+        </w:rPr>
+        <w:t>z</w:t>
+      </w:r>
+      <w:r>
+        <w:rPr>
+          <w:color w:val="1E1E2E"/>
+        </w:rPr>
+        <w:t>badamy ten system bezpośrednio.</w:t>
       </w:r>
     </w:p>
     <w:p>
@@ -2751,49 +2758,126 @@
           <w:p>
             <w:pPr>
               <w:spacing w:before="40" w:after="65"/>
+              <w:jc w:val="both"/>
               <w:rPr>
                 <w:rFonts w:ascii="Century Schoolbook" w:hAnsi="Century Schoolbook"/>
+                <w:sz w:val="20"/>
               </w:rPr>
             </w:pPr>
             <w:r>
               <w:rPr>
                 <w:rFonts w:ascii="Century Schoolbook" w:hAnsi="Century Schoolbook"/>
                 <w:color w:val="1E1E2E"/>
-              </w:rPr>
-              <w:t>Przed zajęciami studenci powinni zapoznać się</w:t>
+                <w:sz w:val="20"/>
+              </w:rPr>
+              <w:t>Przed zajęciami studenci powinni zapoznać się z rozdziałem dotyczącym pamięci roboczej i pamięci krótkotrwałej w podręczniku Nęcki, Orzechowskiego i Szymury (2013) lub Sternberga i Sternberg (2012)</w:t>
             </w:r>
             <w:r>
               <w:rPr>
                 <w:rFonts w:ascii="Century Schoolbook" w:hAnsi="Century Schoolbook"/>
                 <w:color w:val="1E1E2E"/>
-              </w:rPr>
-              <w:t xml:space="preserve"> z </w:t>
+                <w:sz w:val="20"/>
+              </w:rPr>
+              <w:t xml:space="preserve"> </w:t>
             </w:r>
             <w:r>
               <w:rPr>
                 <w:rFonts w:ascii="Century Schoolbook" w:hAnsi="Century Schoolbook"/>
                 <w:color w:val="1E1E2E"/>
-              </w:rPr>
-              <w:t>rozdziałem</w:t>
-            </w:r>
+                <w:sz w:val="20"/>
+              </w:rPr>
+              <w:t>Wymagana znajomość pojęć: pętla fonologiczna, notatnik wzrokowo-przestrzenny, centralny system wykonawczy, bufor epizodyczny.</w:t>
+            </w:r>
+          </w:p>
+          <w:p>
+            <w:pPr>
+              <w:spacing w:before="40" w:after="65"/>
+            </w:pPr>
             <w:r>
               <w:rPr>
                 <w:rFonts w:ascii="Century Schoolbook" w:hAnsi="Century Schoolbook"/>
                 <w:color w:val="1E1E2E"/>
-              </w:rPr>
-              <w:t xml:space="preserve"> o </w:t>
+                <w:sz w:val="20"/>
+              </w:rPr>
+              <w:t>Studenci przynoszą</w:t>
             </w:r>
             <w:r>
               <w:rPr>
                 <w:rFonts w:ascii="Century Schoolbook" w:hAnsi="Century Schoolbook"/>
                 <w:color w:val="1E1E2E"/>
-              </w:rPr>
-              <w:t>pamięci roboczej</w:t>
+                <w:sz w:val="20"/>
+              </w:rPr>
+              <w:t xml:space="preserve"> na </w:t>
             </w:r>
             <w:r>
               <w:rPr>
                 <w:rFonts w:ascii="Century Schoolbook" w:hAnsi="Century Schoolbook"/>
                 <w:color w:val="1E1E2E"/>
+                <w:sz w:val="20"/>
+              </w:rPr>
+              <w:t>zajęcia laptop lub tablet</w:t>
+            </w:r>
+            <w:r>
+              <w:rPr>
+                <w:rFonts w:ascii="Century Schoolbook" w:hAnsi="Century Schoolbook"/>
+                <w:color w:val="1E1E2E"/>
+                <w:sz w:val="20"/>
+              </w:rPr>
+              <w:t xml:space="preserve"> </w:t>
+            </w:r>
+            <w:r>
+              <w:rPr>
+                <w:rFonts w:ascii="Century Schoolbook" w:hAnsi="Century Schoolbook"/>
+                <w:color w:val="1E1E2E"/>
+                <w:sz w:val="20"/>
+              </w:rPr>
+              <w:t>z </w:t>
+            </w:r>
+            <w:r>
+              <w:rPr>
+                <w:rFonts w:ascii="Century Schoolbook" w:hAnsi="Century Schoolbook"/>
+                <w:color w:val="1E1E2E"/>
+                <w:sz w:val="20"/>
+              </w:rPr>
+              <w:t>arkuszem kalkulacyjnym. Dane</w:t>
+            </w:r>
+            <w:r>
+              <w:rPr>
+                <w:rFonts w:ascii="Century Schoolbook" w:hAnsi="Century Schoolbook"/>
+                <w:color w:val="1E1E2E"/>
+                <w:sz w:val="20"/>
+              </w:rPr>
+              <w:t xml:space="preserve"> do </w:t>
+            </w:r>
+            <w:r>
+              <w:rPr>
+                <w:rFonts w:ascii="Century Schoolbook" w:hAnsi="Century Schoolbook"/>
+                <w:color w:val="1E1E2E"/>
+                <w:sz w:val="20"/>
+              </w:rPr>
+              <w:t>analizy</w:t>
+            </w:r>
+            <w:r>
+              <w:rPr>
+                <w:rFonts w:ascii="Century Schoolbook" w:hAnsi="Century Schoolbook"/>
+                <w:color w:val="1E1E2E"/>
+                <w:sz w:val="20"/>
+              </w:rPr>
+              <w:t xml:space="preserve"> są </w:t>
+            </w:r>
+            <w:r>
+              <w:rPr>
+                <w:rFonts w:ascii="Century Schoolbook" w:hAnsi="Century Schoolbook"/>
+                <w:color w:val="1E1E2E"/>
+                <w:sz w:val="20"/>
+              </w:rPr>
+              <w:t>zamieszczone</w:t>
+            </w:r>
+            <w:r>
+              <w:rPr>
+                <w:rFonts w:ascii="Century Schoolbook" w:hAnsi="Century Schoolbook"/>
+                <w:color w:val="1E1E2E"/>
+                <w:sz w:val="20"/>
               </w:rPr>
               <w:t xml:space="preserve"> w </w:t>
             </w:r>
@@ -2801,137 +2885,31 @@
               <w:rPr>
                 <w:rFonts w:ascii="Century Schoolbook" w:hAnsi="Century Schoolbook"/>
                 <w:color w:val="1E1E2E"/>
-              </w:rPr>
-              <w:t>podręczniku Nęcki, Chwili</w:t>
+                <w:sz w:val="20"/>
+              </w:rPr>
+              <w:t>tej instrukcji. N</w:t>
             </w:r>
             <w:r>
               <w:rPr>
                 <w:rFonts w:ascii="Century Schoolbook" w:hAnsi="Century Schoolbook"/>
                 <w:color w:val="1E1E2E"/>
-              </w:rPr>
-              <w:t xml:space="preserve"> i </w:t>
+                <w:sz w:val="20"/>
+              </w:rPr>
+              <w:t>ie</w:t>
             </w:r>
             <w:r>
               <w:rPr>
                 <w:rFonts w:ascii="Century Schoolbook" w:hAnsi="Century Schoolbook"/>
                 <w:color w:val="1E1E2E"/>
-              </w:rPr>
-              <w:t>Szymury (2013, rozdz. 5) lub Sternberga</w:t>
+                <w:sz w:val="20"/>
+              </w:rPr>
+              <w:t xml:space="preserve"> ma </w:t>
             </w:r>
             <w:r>
               <w:rPr>
                 <w:rFonts w:ascii="Century Schoolbook" w:hAnsi="Century Schoolbook"/>
                 <w:color w:val="1E1E2E"/>
-              </w:rPr>
-              <w:t xml:space="preserve"> i </w:t>
-            </w:r>
-            <w:r>
-              <w:rPr>
-                <w:rFonts w:ascii="Century Schoolbook" w:hAnsi="Century Schoolbook"/>
-                <w:color w:val="1E1E2E"/>
-              </w:rPr>
-              <w:t>Sternberg (2012, rozdz. 5–6). Wymagana znajomość pojęć: pętla fonologiczna, notatnik wzrokowo-przestrzenny, centralny system wykonawczy, bufor epizodyczny.</w:t>
-            </w:r>
-          </w:p>
-          <w:p>
-            <w:pPr>
-              <w:spacing w:before="40" w:after="65"/>
-            </w:pPr>
-            <w:r>
-              <w:rPr>
-                <w:rFonts w:ascii="Century Schoolbook" w:hAnsi="Century Schoolbook"/>
-                <w:color w:val="1E1E2E"/>
-              </w:rPr>
-              <w:t>Studenci przynoszą</w:t>
-            </w:r>
-            <w:r>
-              <w:rPr>
-                <w:rFonts w:ascii="Century Schoolbook" w:hAnsi="Century Schoolbook"/>
-                <w:color w:val="1E1E2E"/>
-              </w:rPr>
-              <w:t xml:space="preserve"> na </w:t>
-            </w:r>
-            <w:r>
-              <w:rPr>
-                <w:rFonts w:ascii="Century Schoolbook" w:hAnsi="Century Schoolbook"/>
-                <w:color w:val="1E1E2E"/>
-              </w:rPr>
-              <w:t>zajęcia laptop lub tablet</w:t>
-            </w:r>
-            <w:r>
-              <w:rPr>
-                <w:rFonts w:ascii="Century Schoolbook" w:hAnsi="Century Schoolbook"/>
-                <w:color w:val="1E1E2E"/>
-              </w:rPr>
-              <w:t xml:space="preserve"> z </w:t>
-            </w:r>
-            <w:r>
-              <w:rPr>
-                <w:rFonts w:ascii="Century Schoolbook" w:hAnsi="Century Schoolbook"/>
-                <w:color w:val="1E1E2E"/>
-              </w:rPr>
-              <w:t>arkuszem kalkulacyjnym. Dane</w:t>
-            </w:r>
-            <w:r>
-              <w:rPr>
-                <w:rFonts w:ascii="Century Schoolbook" w:hAnsi="Century Schoolbook"/>
-                <w:color w:val="1E1E2E"/>
-              </w:rPr>
-              <w:t xml:space="preserve"> do </w:t>
-            </w:r>
-            <w:r>
-              <w:rPr>
-                <w:rFonts w:ascii="Century Schoolbook" w:hAnsi="Century Schoolbook"/>
-                <w:color w:val="1E1E2E"/>
-              </w:rPr>
-              <w:t>analizy</w:t>
-            </w:r>
-            <w:r>
-              <w:rPr>
-                <w:rFonts w:ascii="Century Schoolbook" w:hAnsi="Century Schoolbook"/>
-                <w:color w:val="1E1E2E"/>
-              </w:rPr>
-              <w:t xml:space="preserve"> są </w:t>
-            </w:r>
-            <w:r>
-              <w:rPr>
-                <w:rFonts w:ascii="Century Schoolbook" w:hAnsi="Century Schoolbook"/>
-                <w:color w:val="1E1E2E"/>
-              </w:rPr>
-              <w:t>zamieszczone</w:t>
-            </w:r>
-            <w:r>
-              <w:rPr>
-                <w:rFonts w:ascii="Century Schoolbook" w:hAnsi="Century Schoolbook"/>
-                <w:color w:val="1E1E2E"/>
-              </w:rPr>
-              <w:t xml:space="preserve"> w </w:t>
-            </w:r>
-            <w:r>
-              <w:rPr>
-                <w:rFonts w:ascii="Century Schoolbook" w:hAnsi="Century Schoolbook"/>
-                <w:color w:val="1E1E2E"/>
-              </w:rPr>
-              <w:t>tej instrukcji. N</w:t>
-            </w:r>
-            <w:r>
-              <w:rPr>
-                <w:rFonts w:ascii="Century Schoolbook" w:hAnsi="Century Schoolbook"/>
-                <w:color w:val="1E1E2E"/>
-              </w:rPr>
-              <w:t>ie</w:t>
-            </w:r>
-            <w:r>
-              <w:rPr>
-                <w:rFonts w:ascii="Century Schoolbook" w:hAnsi="Century Schoolbook"/>
-                <w:color w:val="1E1E2E"/>
-              </w:rPr>
-              <w:t xml:space="preserve"> ma </w:t>
-            </w:r>
-            <w:r>
-              <w:rPr>
-                <w:rFonts w:ascii="Century Schoolbook" w:hAnsi="Century Schoolbook"/>
-                <w:color w:val="1E1E2E"/>
+                <w:sz w:val="20"/>
               </w:rPr>
               <w:t>potrzeby pobierania zewnętrznych plików.</w:t>
             </w:r>
@@ -3122,43 +3100,40 @@
         <w:rPr>
           <w:color w:val="1E1E2E"/>
         </w:rPr>
-        <w:t>formie akustycznej; składa się</w:t>
-      </w:r>
-      <w:r>
-        <w:rPr>
-          <w:color w:val="1E1E2E"/>
-        </w:rPr>
-        <w:t xml:space="preserve"> z </w:t>
-      </w:r>
-      <w:r>
-        <w:rPr>
-          <w:color w:val="1E1E2E"/>
-        </w:rPr>
-        <w:t>magazynu fonologicznego (zanik traców</w:t>
-      </w:r>
-      <w:r>
-        <w:rPr>
-          <w:color w:val="1E1E2E"/>
-        </w:rPr>
-        <w:t xml:space="preserve"> po </w:t>
-      </w:r>
-      <w:r>
-        <w:rPr>
-          <w:color w:val="1E1E2E"/>
-        </w:rPr>
-        <w:t>ok. 2 s)</w:t>
-      </w:r>
-      <w:r>
-        <w:rPr>
-          <w:color w:val="1E1E2E"/>
-        </w:rPr>
-        <w:t xml:space="preserve"> i </w:t>
-      </w:r>
-      <w:r>
-        <w:rPr>
-          <w:color w:val="1E1E2E"/>
-        </w:rPr>
-        <w:t>procesu powtórzenia podartykulacyjnego (articulatory rehearsal). Pojemność ograniczona liczbą elementów, które można wymowić</w:t>
+        <w:t xml:space="preserve">formie akustycznej; </w:t>
+      </w:r>
+      <w:r>
+        <w:rPr>
+          <w:color w:val="1E1E2E"/>
+        </w:rPr>
+        <w:t>składa się z magazynu fonologicznego, w którym ślady pamięciowe zanikają po około 2 sekundach, oraz procesu powtarzania artykulacyjnego</w:t>
+      </w:r>
+      <w:r>
+        <w:rPr>
+          <w:color w:val="1E1E2E"/>
+        </w:rPr>
+        <w:t xml:space="preserve"> (</w:t>
+      </w:r>
+      <w:r>
+        <w:t>subwokalnym</w:t>
+      </w:r>
+      <w:r>
+        <w:rPr>
+          <w:color w:val="1E1E2E"/>
+        </w:rPr>
+        <w:t>)</w:t>
+      </w:r>
+      <w:r>
+        <w:rPr>
+          <w:color w:val="1E1E2E"/>
+        </w:rPr>
+        <w:t xml:space="preserve">, który pozwala odświeżać reprezentacje werbalne. </w:t>
+      </w:r>
+      <w:r>
+        <w:rPr>
+          <w:color w:val="1E1E2E"/>
+        </w:rPr>
+        <w:t>(articulatory rehearsal). Pojemność ograniczona liczbą elementów, które można wymowić</w:t>
       </w:r>
       <w:r>
         <w:rPr>
@@ -3242,7 +3217,13 @@
         <w:rPr>
           <w:color w:val="1E1E2E"/>
         </w:rPr>
-        <w:t>pętli fonologicznej – podwójne zadanie wzrokowe interferyuje</w:t>
+        <w:t xml:space="preserve">pętli fonologicznej – podwójne zadanie wzrokowe </w:t>
+      </w:r>
+      <w:r>
+        <w:rPr>
+          <w:color w:val="1E1E2E"/>
+        </w:rPr>
+        <w:t>interferuje</w:t>
       </w:r>
       <w:r>
         <w:rPr>
@@ -3302,7 +3283,31 @@
         <w:rPr>
           <w:color w:val="1E1E2E"/>
         </w:rPr>
-        <w:t>zarazem najgorzej rozumiany składnik; kontroluje uwagę, przełącza między zadaniami, koordinuje działanie subsystemów; odpowiada</w:t>
+        <w:t xml:space="preserve">zarazem najgorzej rozumiany składnik; kontroluje uwagę, przełącza między zadaniami, </w:t>
+      </w:r>
+      <w:r>
+        <w:rPr>
+          <w:color w:val="1E1E2E"/>
+        </w:rPr>
+        <w:t>koordynuje</w:t>
+      </w:r>
+      <w:r>
+        <w:rPr>
+          <w:color w:val="1E1E2E"/>
+        </w:rPr>
+        <w:t xml:space="preserve"> działanie </w:t>
+      </w:r>
+      <w:r>
+        <w:rPr>
+          <w:color w:val="1E1E2E"/>
+        </w:rPr>
+        <w:t>podsystemów</w:t>
+      </w:r>
+      <w:r>
+        <w:rPr>
+          <w:color w:val="1E1E2E"/>
+        </w:rPr>
+        <w:t>; odpowiada</w:t>
       </w:r>
       <w:r>
         <w:rPr>
@@ -3314,31 +3319,49 @@
         <w:rPr>
           <w:color w:val="1E1E2E"/>
         </w:rPr>
-        <w:t>hamowanie rozpraszających informacji. Łączony</w:t>
-      </w:r>
-      <w:r>
-        <w:rPr>
-          <w:color w:val="1E1E2E"/>
-        </w:rPr>
-        <w:t xml:space="preserve"> z </w:t>
-      </w:r>
-      <w:r>
-        <w:rPr>
-          <w:color w:val="1E1E2E"/>
-        </w:rPr>
-        <w:t>siecią CEN</w:t>
-      </w:r>
-      <w:r>
-        <w:rPr>
-          <w:color w:val="1E1E2E"/>
-        </w:rPr>
-        <w:t xml:space="preserve"> i </w:t>
-      </w:r>
-      <w:r>
-        <w:rPr>
-          <w:color w:val="1E1E2E"/>
-        </w:rPr>
-        <w:t>grzbietowo-boczną korą przedczołową (dlPFC).</w:t>
+        <w:t>hamowanie rozpraszających informacji</w:t>
+      </w:r>
+      <w:r>
+        <w:rPr>
+          <w:color w:val="1E1E2E"/>
+        </w:rPr>
+        <w:t>. Funkcjonalnie wiązany z </w:t>
+      </w:r>
+      <w:r>
+        <w:rPr>
+          <w:color w:val="1E1E2E"/>
+        </w:rPr>
+        <w:t>sieciami kontroli wykonawczej</w:t>
+      </w:r>
+      <w:r>
+        <w:rPr>
+          <w:color w:val="1E1E2E"/>
+        </w:rPr>
+        <w:t xml:space="preserve"> </w:t>
+      </w:r>
+      <w:r>
+        <w:rPr>
+          <w:color w:val="1E1E2E"/>
+        </w:rPr>
+        <w:t>CEN</w:t>
+      </w:r>
+      <w:r>
+        <w:rPr>
+          <w:color w:val="1E1E2E"/>
+        </w:rPr>
+        <w:t>, obejmującymi m.i</w:t>
+      </w:r>
+      <w:r>
+        <w:rPr>
+          <w:color w:val="1E1E2E"/>
+        </w:rPr>
+        <w:t>n. obszary kory przedczołowej i </w:t>
+      </w:r>
+      <w:r>
+        <w:rPr>
+          <w:color w:val="1E1E2E"/>
+        </w:rPr>
+        <w:t>ciemieniowej, w tym dlPFC, ale nie daje się sprowadzić do jednej struktury mózgowej</w:t>
       </w:r>
     </w:p>
     <w:p>
@@ -3424,7 +3447,19 @@
         <w:rPr>
           <w:color w:val="1E1E2E"/>
         </w:rPr>
-        <w:t>George Miller (1956) zaproponował słynną liczbę siedem plus minus dwa jako pojemność pamięci bezpośpredniej. Późniejsze badania (Cowan, 2001) zakwestionowały</w:t>
+        <w:t xml:space="preserve">George Miller (1956) zaproponował słynną liczbę siedem plus minus dwa jako pojemność pamięci </w:t>
+      </w:r>
+      <w:r>
+        <w:rPr>
+          <w:color w:val="1E1E2E"/>
+        </w:rPr>
+        <w:t>bezpośredniej</w:t>
+      </w:r>
+      <w:r>
+        <w:rPr>
+          <w:color w:val="1E1E2E"/>
+        </w:rPr>
+        <w:t>. Późniejsze badania (Cowan, 2001) zakwestionowały</w:t>
       </w:r>
       <w:r>
         <w:rPr>
@@ -3460,7 +3495,25 @@
         <w:rPr>
           <w:color w:val="1E1E2E"/>
         </w:rPr>
-        <w:t>chunków rzeczywista pojemność centralnego systemu wynosi ok. czterech elementów. Różnica między liczbą Millera</w:t>
+        <w:t>kęsów (</w:t>
+      </w:r>
+      <w:r>
+        <w:rPr>
+          <w:color w:val="1E1E2E"/>
+        </w:rPr>
+        <w:t>chunków</w:t>
+      </w:r>
+      <w:r>
+        <w:rPr>
+          <w:color w:val="1E1E2E"/>
+        </w:rPr>
+        <w:t>)</w:t>
+      </w:r>
+      <w:r>
+        <w:rPr>
+          <w:color w:val="1E1E2E"/>
+        </w:rPr>
+        <w:t xml:space="preserve"> rzeczywista pojemność centralnego systemu wynosi ok. czterech elementów. Różnica między liczbą Millera</w:t>
       </w:r>
       <w:r>
         <w:rPr>
@@ -3826,7 +3879,23 @@
           <w:bCs/>
           <w:color w:val="1E1E2E"/>
         </w:rPr>
-        <w:t xml:space="preserve">Efekt pierwszenstwa (primacy effect): </w:t>
+        <w:t xml:space="preserve">Efekt </w:t>
+      </w:r>
+      <w:r>
+        <w:rPr>
+          <w:b/>
+          <w:bCs/>
+          <w:color w:val="1E1E2E"/>
+        </w:rPr>
+        <w:t>pierwszeństwa</w:t>
+      </w:r>
+      <w:r>
+        <w:rPr>
+          <w:b/>
+          <w:bCs/>
+          <w:color w:val="1E1E2E"/>
+        </w:rPr>
+        <w:t xml:space="preserve"> (primacy effect): </w:t>
       </w:r>
       <w:r>
         <w:rPr>
@@ -3856,7 +3925,19 @@
         <w:rPr>
           <w:color w:val="1E1E2E"/>
         </w:rPr>
-        <w:t>tempo prezentacji: wolniejsze tempo zwiększa efekt pierwszenstwa (więcej czasu</w:t>
+        <w:t xml:space="preserve">tempo prezentacji: wolniejsze tempo zwiększa efekt </w:t>
+      </w:r>
+      <w:r>
+        <w:rPr>
+          <w:color w:val="1E1E2E"/>
+        </w:rPr>
+        <w:t>pierwszeństwa</w:t>
+      </w:r>
+      <w:r>
+        <w:rPr>
+          <w:color w:val="1E1E2E"/>
+        </w:rPr>
+        <w:t xml:space="preserve"> (więcej czasu</w:t>
       </w:r>
       <w:r>
         <w:rPr>
@@ -3940,7 +4021,19 @@
         <w:rPr>
           <w:color w:val="1E1E2E"/>
         </w:rPr>
-        <w:t>ekspozycji listy (np. odliczanie wstecz przez 30 s) eliminuje efekt świeżości, ale nie efekt pierwszenstwa.</w:t>
+        <w:t xml:space="preserve">ekspozycji listy (np. odliczanie wstecz przez 30 s) eliminuje efekt świeżości, ale nie efekt </w:t>
+      </w:r>
+      <w:r>
+        <w:rPr>
+          <w:color w:val="1E1E2E"/>
+        </w:rPr>
+        <w:t>pierwszeństwa</w:t>
+      </w:r>
+      <w:r>
+        <w:rPr>
+          <w:color w:val="1E1E2E"/>
+        </w:rPr>
+        <w:t>.</w:t>
       </w:r>
     </w:p>
     <w:p>
@@ -3952,7 +4045,13 @@
         <w:rPr>
           <w:color w:val="1E1E2E"/>
         </w:rPr>
-        <w:t>Dysocjacja efektów pierwszenstwa</w:t>
+        <w:t xml:space="preserve">Dysocjacja efektów </w:t>
+      </w:r>
+      <w:r>
+        <w:rPr>
+          <w:color w:val="1E1E2E"/>
+        </w:rPr>
+        <w:t>pierwszeństwa</w:t>
       </w:r>
       <w:r>
         <w:rPr>
@@ -4000,31 +4099,31 @@
         <w:rPr>
           <w:color w:val="1E1E2E"/>
         </w:rPr>
-        <w:t>Cunitz, 1966). Pacjenci</w:t>
-      </w:r>
-      <w:r>
-        <w:rPr>
-          <w:color w:val="1E1E2E"/>
-        </w:rPr>
-        <w:t xml:space="preserve"> z </w:t>
-      </w:r>
-      <w:r>
-        <w:rPr>
-          <w:color w:val="1E1E2E"/>
-        </w:rPr>
-        <w:t>uszkodzonymi strukturami przyspodkowymi skroniowymi (jak H.M.</w:t>
-      </w:r>
-      <w:r>
-        <w:rPr>
-          <w:color w:val="1E1E2E"/>
-        </w:rPr>
-        <w:t xml:space="preserve"> z </w:t>
-      </w:r>
-      <w:r>
-        <w:rPr>
-          <w:color w:val="1E1E2E"/>
-        </w:rPr>
-        <w:t>Lab 1) tracą efekt pierwszenstwa przy zachowanym efekcie świeżości.</w:t>
+        <w:t xml:space="preserve">Cunitz, 1966). </w:t>
+      </w:r>
+      <w:r>
+        <w:rPr>
+          <w:color w:val="1E1E2E"/>
+        </w:rPr>
+        <w:t>Pacjenci z uszkodzeniami przyśrodkowych struktur skroniowych, istotnych dla pamięci długotrwałej, mogą wykazywać osłabione uczenie się materiału z początkowych pozycji listy przy względnie lepiej zachowanym przypominaniu ostatnich elementów, zależnym od pamięci krótkotrwałej lub roboczej</w:t>
+      </w:r>
+      <w:r>
+        <w:rPr>
+          <w:color w:val="1E1E2E"/>
+        </w:rPr>
+        <w:t xml:space="preserve"> </w:t>
+      </w:r>
+      <w:r>
+        <w:rPr>
+          <w:color w:val="1E1E2E"/>
+        </w:rPr>
+        <w:t>(jak H.M.)</w:t>
+      </w:r>
+      <w:r>
+        <w:rPr>
+          <w:color w:val="1E1E2E"/>
+        </w:rPr>
+        <w:t>.</w:t>
       </w:r>
     </w:p>
     <w:p>
@@ -4264,31 +4363,25 @@
         <w:rPr>
           <w:color w:val="1E1E2E"/>
         </w:rPr>
-        <w:t xml:space="preserve"> lub ruchowym. Uzyskuje się</w:t>
-      </w:r>
-      <w:r>
-        <w:rPr>
-          <w:color w:val="1E1E2E"/>
-        </w:rPr>
-        <w:t xml:space="preserve"> je </w:t>
-      </w:r>
-      <w:r>
-        <w:rPr>
-          <w:color w:val="1E1E2E"/>
-        </w:rPr>
-        <w:t xml:space="preserve">przez </w:t>
-      </w:r>
-      <w:r>
-        <w:rPr>
-          <w:color w:val="1E1E2E"/>
-        </w:rPr>
-        <w:t>uśrednienie</w:t>
-      </w:r>
-      <w:r>
-        <w:rPr>
-          <w:color w:val="1E1E2E"/>
-        </w:rPr>
-        <w:t xml:space="preserve"> wieluset prób: losowe wahania sygnału EEG wynikające</w:t>
+        <w:t xml:space="preserve"> lub ruchowym. </w:t>
+      </w:r>
+      <w:r>
+        <w:rPr>
+          <w:color w:val="1E1E2E"/>
+        </w:rPr>
+        <w:t>Uzyskuje się je przez uśrednianie wielu prób czasowo zsynchronizowanych z bodźcem lub odpowiedzią. Liczba prób zależy od komponentu, jakości sygnału i procedury; w praktyce może obejmować od kilkudziesięciu do kilkuset prób.</w:t>
+      </w:r>
+      <w:r>
+        <w:rPr>
+          <w:color w:val="1E1E2E"/>
+        </w:rPr>
+        <w:t xml:space="preserve"> Wtedy </w:t>
+      </w:r>
+      <w:r>
+        <w:rPr>
+          <w:color w:val="1E1E2E"/>
+        </w:rPr>
+        <w:t>losowe wahania sygnału EEG wynikające</w:t>
       </w:r>
       <w:r>
         <w:rPr>
@@ -4403,6 +4496,9 @@
       <w:pPr>
         <w:spacing w:before="60" w:after="110" w:line="276" w:lineRule="auto"/>
         <w:jc w:val="both"/>
+        <w:rPr>
+          <w:color w:val="1E1E2E"/>
+        </w:rPr>
       </w:pPr>
       <w:r>
         <w:rPr>
@@ -4445,6 +4541,12 @@
           <w:color w:val="1E1E2E"/>
         </w:rPr>
         <w:t>milisekundach lub kolejność wystąpienia (np. P300, N400, N200).</w:t>
+      </w:r>
+      <w:r>
+        <w:rPr>
+          <w:color w:val="1E1E2E"/>
+        </w:rPr>
+        <w:t xml:space="preserve"> </w:t>
       </w:r>
     </w:p>
     <w:p>
@@ -4479,10 +4581,10 @@
         <w:tblLook w:val="04A0" w:firstRow="1" w:lastRow="0" w:firstColumn="1" w:lastColumn="0" w:noHBand="0" w:noVBand="1"/>
       </w:tblPr>
       <w:tblGrid>
-        <w:gridCol w:w="1390"/>
-        <w:gridCol w:w="955"/>
-        <w:gridCol w:w="1475"/>
-        <w:gridCol w:w="2835"/>
+        <w:gridCol w:w="1386"/>
+        <w:gridCol w:w="1296"/>
+        <w:gridCol w:w="1158"/>
+        <w:gridCol w:w="2815"/>
         <w:gridCol w:w="3260"/>
       </w:tblGrid>
       <w:tr>
@@ -4491,7 +4593,7 @@
         </w:trPr>
         <w:tc>
           <w:tcPr>
-            <w:tcW w:w="1390" w:type="dxa"/>
+            <w:tcW w:w="1386" w:type="dxa"/>
             <w:tcBorders>
               <w:top w:val="single" w:sz="2" w:space="0" w:color="00A59A"/>
               <w:left w:val="single" w:sz="6" w:space="0" w:color="3D1A6E"/>
@@ -4526,7 +4628,7 @@
         </w:tc>
         <w:tc>
           <w:tcPr>
-            <w:tcW w:w="955" w:type="dxa"/>
+            <w:tcW w:w="1296" w:type="dxa"/>
             <w:tcBorders>
               <w:top w:val="single" w:sz="2" w:space="0" w:color="00A59A"/>
               <w:left w:val="single" w:sz="6" w:space="0" w:color="3D1A6E"/>
@@ -4561,7 +4663,7 @@
         </w:tc>
         <w:tc>
           <w:tcPr>
-            <w:tcW w:w="1475" w:type="dxa"/>
+            <w:tcW w:w="1158" w:type="dxa"/>
             <w:tcBorders>
               <w:top w:val="single" w:sz="2" w:space="0" w:color="00A59A"/>
               <w:left w:val="single" w:sz="6" w:space="0" w:color="3D1A6E"/>
@@ -4596,7 +4698,7 @@
         </w:tc>
         <w:tc>
           <w:tcPr>
-            <w:tcW w:w="2835" w:type="dxa"/>
+            <w:tcW w:w="2815" w:type="dxa"/>
             <w:tcBorders>
               <w:top w:val="single" w:sz="2" w:space="0" w:color="00A59A"/>
               <w:left w:val="single" w:sz="6" w:space="0" w:color="3D1A6E"/>
@@ -4668,7 +4770,7 @@
       <w:tr>
         <w:tc>
           <w:tcPr>
-            <w:tcW w:w="1390" w:type="dxa"/>
+            <w:tcW w:w="1386" w:type="dxa"/>
             <w:tcBorders>
               <w:top w:val="single" w:sz="2" w:space="0" w:color="00A59A"/>
               <w:left w:val="single" w:sz="2" w:space="0" w:color="3D1A6E"/>
@@ -4704,7 +4806,7 @@
         </w:tc>
         <w:tc>
           <w:tcPr>
-            <w:tcW w:w="955" w:type="dxa"/>
+            <w:tcW w:w="1296" w:type="dxa"/>
             <w:tcBorders>
               <w:top w:val="single" w:sz="2" w:space="0" w:color="00A59A"/>
               <w:left w:val="single" w:sz="2" w:space="0" w:color="3D1A6E"/>
@@ -4740,7 +4842,7 @@
         </w:tc>
         <w:tc>
           <w:tcPr>
-            <w:tcW w:w="1475" w:type="dxa"/>
+            <w:tcW w:w="1158" w:type="dxa"/>
             <w:tcBorders>
               <w:top w:val="single" w:sz="2" w:space="0" w:color="00A59A"/>
               <w:left w:val="single" w:sz="2" w:space="0" w:color="3D1A6E"/>
@@ -4776,7 +4878,7 @@
         </w:tc>
         <w:tc>
           <w:tcPr>
-            <w:tcW w:w="2835" w:type="dxa"/>
+            <w:tcW w:w="2815" w:type="dxa"/>
             <w:tcBorders>
               <w:top w:val="single" w:sz="2" w:space="0" w:color="00A59A"/>
               <w:left w:val="single" w:sz="2" w:space="0" w:color="3D1A6E"/>
@@ -4806,7 +4908,7 @@
                 <w:sz w:val="20"/>
                 <w:szCs w:val="20"/>
               </w:rPr>
-              <w:t>Aktualizacja modelu środowiska; allocacja zasobów uwagi</w:t>
+              <w:t xml:space="preserve">Aktualizacja modelu środowiska; </w:t>
             </w:r>
             <w:r>
               <w:rPr>
@@ -4816,6 +4918,26 @@
                 <w:sz w:val="20"/>
                 <w:szCs w:val="20"/>
               </w:rPr>
+              <w:t>alokacja</w:t>
+            </w:r>
+            <w:r>
+              <w:rPr>
+                <w:rFonts w:ascii="Calibri" w:eastAsia="Calibri" w:hAnsi="Calibri" w:cs="Calibri"/>
+                <w:color w:val="1E1E2E"/>
+                <w:spacing w:val="-8"/>
+                <w:sz w:val="20"/>
+                <w:szCs w:val="20"/>
+              </w:rPr>
+              <w:t xml:space="preserve"> zasobów uwagi</w:t>
+            </w:r>
+            <w:r>
+              <w:rPr>
+                <w:rFonts w:ascii="Calibri" w:eastAsia="Calibri" w:hAnsi="Calibri" w:cs="Calibri"/>
+                <w:color w:val="1E1E2E"/>
+                <w:spacing w:val="-8"/>
+                <w:sz w:val="20"/>
+                <w:szCs w:val="20"/>
+              </w:rPr>
               <w:t xml:space="preserve"> do </w:t>
             </w:r>
             <w:r>
@@ -4826,7 +4948,17 @@
                 <w:sz w:val="20"/>
                 <w:szCs w:val="20"/>
               </w:rPr>
-              <w:t>bodzca docelowego</w:t>
+              <w:t>bodźca</w:t>
+            </w:r>
+            <w:r>
+              <w:rPr>
+                <w:rFonts w:ascii="Calibri" w:eastAsia="Calibri" w:hAnsi="Calibri" w:cs="Calibri"/>
+                <w:color w:val="1E1E2E"/>
+                <w:spacing w:val="-8"/>
+                <w:sz w:val="20"/>
+                <w:szCs w:val="20"/>
+              </w:rPr>
+              <w:t xml:space="preserve"> docelowego</w:t>
             </w:r>
           </w:p>
         </w:tc>
@@ -4930,7 +5062,7 @@
       <w:tr>
         <w:tc>
           <w:tcPr>
-            <w:tcW w:w="1390" w:type="dxa"/>
+            <w:tcW w:w="1386" w:type="dxa"/>
             <w:tcBorders>
               <w:top w:val="single" w:sz="2" w:space="0" w:color="00A59A"/>
               <w:left w:val="single" w:sz="2" w:space="0" w:color="3D1A6E"/>
@@ -4966,7 +5098,7 @@
         </w:tc>
         <w:tc>
           <w:tcPr>
-            <w:tcW w:w="955" w:type="dxa"/>
+            <w:tcW w:w="1296" w:type="dxa"/>
             <w:tcBorders>
               <w:top w:val="single" w:sz="2" w:space="0" w:color="00A59A"/>
               <w:left w:val="single" w:sz="2" w:space="0" w:color="3D1A6E"/>
@@ -5002,7 +5134,7 @@
         </w:tc>
         <w:tc>
           <w:tcPr>
-            <w:tcW w:w="1475" w:type="dxa"/>
+            <w:tcW w:w="1158" w:type="dxa"/>
             <w:tcBorders>
               <w:top w:val="single" w:sz="2" w:space="0" w:color="00A59A"/>
               <w:left w:val="single" w:sz="2" w:space="0" w:color="3D1A6E"/>
@@ -5038,7 +5170,7 @@
         </w:tc>
         <w:tc>
           <w:tcPr>
-            <w:tcW w:w="2835" w:type="dxa"/>
+            <w:tcW w:w="2815" w:type="dxa"/>
             <w:tcBorders>
               <w:top w:val="single" w:sz="2" w:space="0" w:color="00A59A"/>
               <w:left w:val="single" w:sz="2" w:space="0" w:color="3D1A6E"/>
@@ -5212,7 +5344,7 @@
       <w:tr>
         <w:tc>
           <w:tcPr>
-            <w:tcW w:w="1390" w:type="dxa"/>
+            <w:tcW w:w="1386" w:type="dxa"/>
             <w:tcBorders>
               <w:top w:val="single" w:sz="2" w:space="0" w:color="00A59A"/>
               <w:left w:val="single" w:sz="2" w:space="0" w:color="3D1A6E"/>
@@ -5248,7 +5380,7 @@
         </w:tc>
         <w:tc>
           <w:tcPr>
-            <w:tcW w:w="955" w:type="dxa"/>
+            <w:tcW w:w="1296" w:type="dxa"/>
             <w:tcBorders>
               <w:top w:val="single" w:sz="2" w:space="0" w:color="00A59A"/>
               <w:left w:val="single" w:sz="2" w:space="0" w:color="3D1A6E"/>
@@ -5284,7 +5416,7 @@
         </w:tc>
         <w:tc>
           <w:tcPr>
-            <w:tcW w:w="1475" w:type="dxa"/>
+            <w:tcW w:w="1158" w:type="dxa"/>
             <w:tcBorders>
               <w:top w:val="single" w:sz="2" w:space="0" w:color="00A59A"/>
               <w:left w:val="single" w:sz="2" w:space="0" w:color="3D1A6E"/>
@@ -5320,7 +5452,7 @@
         </w:tc>
         <w:tc>
           <w:tcPr>
-            <w:tcW w:w="2835" w:type="dxa"/>
+            <w:tcW w:w="2815" w:type="dxa"/>
             <w:tcBorders>
               <w:top w:val="single" w:sz="2" w:space="0" w:color="00A59A"/>
               <w:left w:val="single" w:sz="2" w:space="0" w:color="3D1A6E"/>
@@ -5350,27 +5482,7 @@
                 <w:sz w:val="20"/>
                 <w:szCs w:val="20"/>
               </w:rPr>
-              <w:t>Detekcja nowości</w:t>
-            </w:r>
-            <w:r>
-              <w:rPr>
-                <w:rFonts w:ascii="Calibri" w:eastAsia="Calibri" w:hAnsi="Calibri" w:cs="Calibri"/>
-                <w:color w:val="1E1E2E"/>
-                <w:spacing w:val="-8"/>
-                <w:sz w:val="20"/>
-                <w:szCs w:val="20"/>
-              </w:rPr>
-              <w:t xml:space="preserve"> i </w:t>
-            </w:r>
-            <w:r>
-              <w:rPr>
-                <w:rFonts w:ascii="Calibri" w:eastAsia="Calibri" w:hAnsi="Calibri" w:cs="Calibri"/>
-                <w:color w:val="1E1E2E"/>
-                <w:spacing w:val="-8"/>
-                <w:sz w:val="20"/>
-                <w:szCs w:val="20"/>
-              </w:rPr>
-              <w:t>konfliktu; wykrycie bodzca docelowego wsrod dystraktorów</w:t>
+              <w:t>detekcją konfliktu, kontrolą odpowiedzi, rozróżnianiem bodźców i monitorowaniem niezgodności.</w:t>
             </w:r>
           </w:p>
         </w:tc>
@@ -5434,7 +5546,7 @@
       <w:tr>
         <w:tc>
           <w:tcPr>
-            <w:tcW w:w="1390" w:type="dxa"/>
+            <w:tcW w:w="1386" w:type="dxa"/>
             <w:tcBorders>
               <w:top w:val="single" w:sz="2" w:space="0" w:color="00A59A"/>
               <w:left w:val="single" w:sz="2" w:space="0" w:color="3D1A6E"/>
@@ -5470,7 +5582,7 @@
         </w:tc>
         <w:tc>
           <w:tcPr>
-            <w:tcW w:w="955" w:type="dxa"/>
+            <w:tcW w:w="1296" w:type="dxa"/>
             <w:tcBorders>
               <w:top w:val="single" w:sz="2" w:space="0" w:color="00A59A"/>
               <w:left w:val="single" w:sz="2" w:space="0" w:color="3D1A6E"/>
@@ -5506,7 +5618,7 @@
         </w:tc>
         <w:tc>
           <w:tcPr>
-            <w:tcW w:w="1475" w:type="dxa"/>
+            <w:tcW w:w="1158" w:type="dxa"/>
             <w:tcBorders>
               <w:top w:val="single" w:sz="2" w:space="0" w:color="00A59A"/>
               <w:left w:val="single" w:sz="2" w:space="0" w:color="3D1A6E"/>
@@ -5542,7 +5654,7 @@
         </w:tc>
         <w:tc>
           <w:tcPr>
-            <w:tcW w:w="2835" w:type="dxa"/>
+            <w:tcW w:w="2815" w:type="dxa"/>
             <w:tcBorders>
               <w:top w:val="single" w:sz="2" w:space="0" w:color="00A59A"/>
               <w:left w:val="single" w:sz="2" w:space="0" w:color="3D1A6E"/>
@@ -5649,6 +5761,16 @@
                 <w:szCs w:val="20"/>
               </w:rPr>
               <w:t>Bezpośredni marker pojemności notatnika wzrokowo-przestrzennego; plateau przy ok. 3–4 obiektach</w:t>
+            </w:r>
+            <w:r>
+              <w:rPr>
+                <w:rFonts w:ascii="Calibri" w:eastAsia="Calibri" w:hAnsi="Calibri" w:cs="Calibri"/>
+                <w:color w:val="1E1E2E"/>
+                <w:spacing w:val="-8"/>
+                <w:sz w:val="20"/>
+                <w:szCs w:val="20"/>
+              </w:rPr>
+              <w:t>.</w:t>
             </w:r>
           </w:p>
         </w:tc>
@@ -5656,7 +5778,7 @@
       <w:tr>
         <w:tc>
           <w:tcPr>
-            <w:tcW w:w="1390" w:type="dxa"/>
+            <w:tcW w:w="1386" w:type="dxa"/>
             <w:tcBorders>
               <w:top w:val="single" w:sz="2" w:space="0" w:color="00A59A"/>
               <w:left w:val="single" w:sz="2" w:space="0" w:color="3D1A6E"/>
@@ -5692,7 +5814,7 @@
         </w:tc>
         <w:tc>
           <w:tcPr>
-            <w:tcW w:w="955" w:type="dxa"/>
+            <w:tcW w:w="1296" w:type="dxa"/>
             <w:tcBorders>
               <w:top w:val="single" w:sz="2" w:space="0" w:color="00A59A"/>
               <w:left w:val="single" w:sz="2" w:space="0" w:color="3D1A6E"/>
@@ -5722,13 +5844,43 @@
                 <w:sz w:val="20"/>
                 <w:szCs w:val="20"/>
               </w:rPr>
-              <w:t>500–+1000 ms</w:t>
-            </w:r>
-          </w:p>
-        </w:tc>
-        <w:tc>
-          <w:tcPr>
-            <w:tcW w:w="1475" w:type="dxa"/>
+              <w:t>500–</w:t>
+            </w:r>
+            <w:r>
+              <w:rPr>
+                <w:rFonts w:ascii="Calibri" w:eastAsia="Calibri" w:hAnsi="Calibri" w:cs="Calibri"/>
+                <w:color w:val="1E1E2E"/>
+                <w:spacing w:val="-8"/>
+                <w:sz w:val="20"/>
+                <w:szCs w:val="20"/>
+              </w:rPr>
+              <w:t>1000</w:t>
+            </w:r>
+            <w:r>
+              <w:rPr>
+                <w:rFonts w:ascii="Calibri" w:eastAsia="Calibri" w:hAnsi="Calibri" w:cs="Calibri"/>
+                <w:color w:val="1E1E2E"/>
+                <w:spacing w:val="-8"/>
+                <w:sz w:val="20"/>
+                <w:szCs w:val="20"/>
+              </w:rPr>
+              <w:t>+</w:t>
+            </w:r>
+            <w:r>
+              <w:rPr>
+                <w:rFonts w:ascii="Calibri" w:eastAsia="Calibri" w:hAnsi="Calibri" w:cs="Calibri"/>
+                <w:color w:val="1E1E2E"/>
+                <w:spacing w:val="-8"/>
+                <w:sz w:val="20"/>
+                <w:szCs w:val="20"/>
+              </w:rPr>
+              <w:t xml:space="preserve"> ms</w:t>
+            </w:r>
+          </w:p>
+        </w:tc>
+        <w:tc>
+          <w:tcPr>
+            <w:tcW w:w="1158" w:type="dxa"/>
             <w:tcBorders>
               <w:top w:val="single" w:sz="2" w:space="0" w:color="00A59A"/>
               <w:left w:val="single" w:sz="2" w:space="0" w:color="3D1A6E"/>
@@ -5764,7 +5916,7 @@
         </w:tc>
         <w:tc>
           <w:tcPr>
-            <w:tcW w:w="2835" w:type="dxa"/>
+            <w:tcW w:w="2815" w:type="dxa"/>
             <w:tcBorders>
               <w:top w:val="single" w:sz="2" w:space="0" w:color="00A59A"/>
               <w:left w:val="single" w:sz="2" w:space="0" w:color="3D1A6E"/>
@@ -5850,7 +6002,47 @@
                 <w:sz w:val="20"/>
                 <w:szCs w:val="20"/>
               </w:rPr>
-              <w:t>Uśredniony obraz aktywności fonologicznej pętli podczas rehearsalu</w:t>
+              <w:t>Powolna fala ujemna moż</w:t>
+            </w:r>
+            <w:r>
+              <w:rPr>
+                <w:rFonts w:ascii="Calibri" w:eastAsia="Calibri" w:hAnsi="Calibri" w:cs="Calibri"/>
+                <w:color w:val="1E1E2E"/>
+                <w:spacing w:val="-8"/>
+                <w:sz w:val="20"/>
+                <w:szCs w:val="20"/>
+              </w:rPr>
+              <w:t>e odzwierciedlać utrzymywanie i </w:t>
+            </w:r>
+            <w:r>
+              <w:rPr>
+                <w:rFonts w:ascii="Calibri" w:eastAsia="Calibri" w:hAnsi="Calibri" w:cs="Calibri"/>
+                <w:color w:val="1E1E2E"/>
+                <w:spacing w:val="-8"/>
+                <w:sz w:val="20"/>
+                <w:szCs w:val="20"/>
+              </w:rPr>
+              <w:t>kontrolę informacji w pamięci roboczej podczas opóźnienia, ale jej interpretacja zależy o</w:t>
+            </w:r>
+            <w:r>
+              <w:rPr>
+                <w:rFonts w:ascii="Calibri" w:eastAsia="Calibri" w:hAnsi="Calibri" w:cs="Calibri"/>
+                <w:color w:val="1E1E2E"/>
+                <w:spacing w:val="-8"/>
+                <w:sz w:val="20"/>
+                <w:szCs w:val="20"/>
+              </w:rPr>
+              <w:t>d zadania, modalności bodźców i </w:t>
+            </w:r>
+            <w:r>
+              <w:rPr>
+                <w:rFonts w:ascii="Calibri" w:eastAsia="Calibri" w:hAnsi="Calibri" w:cs="Calibri"/>
+                <w:color w:val="1E1E2E"/>
+                <w:spacing w:val="-8"/>
+                <w:sz w:val="20"/>
+                <w:szCs w:val="20"/>
+              </w:rPr>
+              <w:t>rozmieszczenia elektrod.</w:t>
             </w:r>
           </w:p>
         </w:tc>
@@ -6016,56 +6208,37 @@
         <w:rPr>
           <w:color w:val="1E1E2E"/>
         </w:rPr>
-        <w:t>in., 2005) wykazują,</w:t>
-      </w:r>
-      <w:r>
-        <w:rPr>
-          <w:color w:val="1E1E2E"/>
-        </w:rPr>
-        <w:t xml:space="preserve"> że </w:t>
-      </w:r>
-      <w:r>
-        <w:rPr>
-          <w:color w:val="1E1E2E"/>
-        </w:rPr>
-        <w:t>wzrost</w:t>
-      </w:r>
-      <w:r>
-        <w:rPr>
-          <w:color w:val="1E1E2E"/>
-        </w:rPr>
-        <w:t xml:space="preserve"> </w:t>
-      </w:r>
-      <w:r>
-        <w:rPr>
-          <w:b/>
-          <w:color w:val="1E1E2E"/>
-        </w:rPr>
-        <w:t>n</w:t>
-      </w:r>
-      <w:r>
-        <w:rPr>
-          <w:color w:val="1E1E2E"/>
-        </w:rPr>
-        <w:t> </w:t>
-      </w:r>
-      <w:r>
-        <w:rPr>
-          <w:color w:val="1E1E2E"/>
-        </w:rPr>
-        <w:t>aktywuje siatkę obąwierającą grzbietowo-boczną korę przedczołową (dlPFC), tylne pola ciem., korę pasy</w:t>
-      </w:r>
-      <w:r>
-        <w:rPr>
-          <w:color w:val="1E1E2E"/>
-        </w:rPr>
-        <w:t xml:space="preserve"> i </w:t>
-      </w:r>
-      <w:r>
-        <w:rPr>
-          <w:color w:val="1E1E2E"/>
-        </w:rPr>
-        <w:t>przednią wyspę. Amplituda P300 obniża się monotonicznie wraz</w:t>
+        <w:t xml:space="preserve">in., 2005) </w:t>
+      </w:r>
+      <w:r>
+        <w:rPr>
+          <w:color w:val="1E1E2E"/>
+        </w:rPr>
+        <w:t>wskazują, że wzrost obciążenia w zadaniu n-back angażuje rozległą sieć czołowo-ciemieniową, obejmującą m.in. grzbietowo-boczną korę przedczołową</w:t>
+      </w:r>
+      <w:r>
+        <w:rPr>
+          <w:color w:val="1E1E2E"/>
+        </w:rPr>
+        <w:t xml:space="preserve"> (dlPFC)</w:t>
+      </w:r>
+      <w:r>
+        <w:rPr>
+          <w:color w:val="1E1E2E"/>
+        </w:rPr>
+        <w:t>, obszary ciemieniowe, przednią część zakrętu obrę</w:t>
+      </w:r>
+      <w:r>
+        <w:rPr>
+          <w:color w:val="1E1E2E"/>
+        </w:rPr>
+        <w:t>czy oraz wyspę</w:t>
+      </w:r>
+      <w:r>
+        <w:rPr>
+          <w:color w:val="1E1E2E"/>
+        </w:rPr>
+        <w:t>. Amplituda P300 obniża się monotonicznie wraz</w:t>
       </w:r>
       <w:r>
         <w:rPr>
@@ -6134,6 +6307,7 @@
     </w:p>
     <w:p>
       <w:pPr>
+        <w:keepNext/>
         <w:pBdr>
           <w:bottom w:val="single" w:sz="8" w:space="1" w:color="C9B8E8"/>
         </w:pBdr>
@@ -6214,6 +6388,12 @@
           <w:color w:val="1E1E2E"/>
         </w:rPr>
         <w:t>młodych dorosłych.</w:t>
+      </w:r>
+      <w:r>
+        <w:rPr>
+          <w:color w:val="1E1E2E"/>
+        </w:rPr>
+        <w:t xml:space="preserve"> </w:t>
       </w:r>
     </w:p>
     <w:p>
@@ -24001,6 +24181,8 @@
         </w:rPr>
         <w:t>sekcji 5.2.</w:t>
       </w:r>
+      <w:bookmarkStart w:id="0" w:name="_GoBack"/>
+      <w:bookmarkEnd w:id="0"/>
     </w:p>
     <w:p>
       <w:pPr>
@@ -36337,7 +36519,6 @@
         <w:docPartUnique/>
       </w:docPartObj>
     </w:sdtPr>
-    <w:sdtEndPr/>
     <w:sdtContent>
       <w:sdt>
         <w:sdtPr>
@@ -36350,7 +36531,6 @@
             <w:docPartUnique/>
           </w:docPartObj>
         </w:sdtPr>
-        <w:sdtEndPr/>
         <w:sdtContent>
           <w:p>
             <w:pPr>
@@ -36505,7 +36685,7 @@
         <w:sz w:val="16"/>
         <w:szCs w:val="16"/>
       </w:rPr>
-      <w:t>Psychologia Poznawcza  |  Lab 2  |  Pamięć robocza i ERP  |  dr inż. M. Pomianek</w:t>
+      <w:t>Psychologia Poznawcza  |  Lab 2 | Pamięć robocza i ERP  | v2 |  dr inż. M. Pomianek</w:t>
     </w:r>
   </w:p>
 </w:hdr>
